--- a/templates/3day_perform_quit_TEMPLATE.docx
+++ b/templates/3day_perform_quit_TEMPLATE.docx
@@ -737,7 +737,7 @@
               <w:rPr>
                 <w:szCs w:val="24"/>
               </w:rPr>
-              <w:t>Date: 2/11/25</w:t>
+              <w:t>Date: {{DATE_SERVED}}</w:t>
             </w:r>
           </w:p>
         </w:tc>
@@ -1339,7 +1339,7 @@
               <w:rPr>
                 <w:szCs w:val="24"/>
               </w:rPr>
-              <w:t>Date: 12/19/25</w:t>
+              <w:t>Date: {{DATE_SERVED}}</w:t>
             </w:r>
           </w:p>
         </w:tc>
@@ -1503,7 +1503,7 @@
       <w:headerReference w:type="default" r:id="rId11"/>
       <w:footerReference w:type="default" r:id="rId12"/>
       <w:pgSz w:w="12240" w:h="15840"/>
-      <w:pgMar w:top="1296" w:right="1440" w:bottom="576" w:left="1440" w:header="720" w:footer="720" w:gutter="0"/>
+      <w:pgMar w:top="1872" w:right="1440" w:bottom="576" w:left="1440" w:header="720" w:footer="720" w:gutter="0"/>
       <w:pgNumType w:start="1"/>
       <w:cols w:space="720"/>
     </w:sectPr>
